--- a/documents/chcca/cHCCCCA_1_Cancer_Roadmap.docx
+++ b/documents/chcca/cHCCCCA_1_Cancer_Roadmap.docx
@@ -43,7 +43,7 @@
           <w:i/>
           <w:sz w:val="18"/>
         </w:rPr>
-        <w:t xml:space="preserve">Standardized document set, 29 October 2026: this is the full-content document for the cancer roadmap. Questions for consensus: cHCCCCA_2_Cancer_Roadmap_Questions.docx. Decision discussion for all settings: cHCCCCA_7_Decision_Discussion.docx. Web page: https://drliuhao.github.io/mh-liver-pathways/chcca/</w:t>
+        <w:t xml:space="preserve">Standardized document set, 29 October 2026: this is the full-content document for the cancer roadmap. Questions for consensus: cHCCCCA_2_Cancer_Roadmap_Questions.docx. Decision discussion for all settings: cHCCCCA_7_Decision_Discussion.docx. Web page: https://drliuhao.github.io/mh-liver-pathways/chcca/ 9 statements corrected on 29 October 2026 against the full texts of papers previously cited from their abstracts.</w:t>
       </w:r>
     </w:p>
     <w:p>
@@ -5907,7 +5907,7 @@
           <w:sz w:val="17"/>
           <w:szCs w:val="17"/>
         </w:rPr>
-        <w:t xml:space="preserve">The 2018 propensity-matched series of 12 recipients, on which the local protocol rests, was not obtained for this revision and is not cited here as read. Its figures are taken from the 2026 transplant overview's secondary report of it: 5-year recurrence-free survival 42% against 44% when matched on explant pathology (p=0.45), but 28% against 61% when matched on pre-transplant characteristics (p=0.12). The direction of that asymmetry is the whole argument — matched on what you know before transplant, the cHCC-CCA patients did worse — and it points the same way as the 2026 double-matched cohort in the avoid column below. A separate 2026 comparison table reproduces the same series as 12 patients with 1-, 3- and 5-year overall survival of 75%, 54% and 42%. See the honest section.</w:t>
+        <w:t xml:space="preserve">The 2018 propensity-matched series of 12 recipients, on which the local protocol rests, has now been read in full. Matched 1:3 on explant pathology, its 12 explant-diagnosed recipients had 5-year recurrence-free survival of 42% against 44% (p=0.44; 0.45 in the abstract); matched on pre-transplant characteristics, 42% against 61% (p=0.17) in the results text, although the abstract — and the 2026 overview that quotes it — gives 28% against 61% (p=0.12) for the same 12 patients. The direction of that asymmetry is the whole argument — matched on what you know before transplant, the cHCC-CCA patients trended worse (5-year recurrence 50% against 22%, p=0.07), though no recurrence or survival comparison with matched HCC reached significance — and it points the same way as the 2026 double-matched cohort in the avoid column below. A separate 2026 comparison table reproduces the same series as 12 patients with 1-, 3- and 5-year overall survival of 75%, 54% and 42%. See the honest section.</w:t>
       </w:r>
     </w:p>
     <w:p>
@@ -13414,7 +13414,7 @@
           <w:sz w:val="18"/>
           <w:szCs w:val="18"/>
         </w:rPr>
-        <w:t xml:space="preserve">The 2018 propensity-matched analysis of 12 recipients concluded that low-grade cHCC-CCA should not be excluded from transplantation. The 2026 matched cohort of 19 incidentally diagnosed recipients among 493 HCC transplants matched twice — once on pre-transplant variables and once on explant pathology — and found mortality hazard ratios of 6.47 (95% CI 2.87–14.55) and 4.67 (95% CI 2.07–10.53), with recurrence-free survival hazard ratios of 5.55 and 3.65. Matching on what the explant showed does not explain the disadvantage away, which is what makes that design informative. Nine of the 19 died of metastatic adenocarcinoma, naming the cholangiocytic component as the cause of death, and overall survival was 23.8% at 3 and 5 years. Both studies are small, single-centre, retrospective and from the same institutional lineage, and they disagree. This remains the most important thing for a human to adjudicate on this page — but the evidence has moved, and it has moved against the permissive reading.</w:t>
+        <w:t xml:space="preserve">The 2018 propensity-matched analysis of 12 recipients concluded that low-grade cHCC-CCA should not be excluded from transplantation. The 2026 matched cohort of 19 incidentally diagnosed recipients among 493 HCC transplants matched twice — once on pre-transplant variables and once on explant pathology — and found mortality hazard ratios of 6.47 (95% CI 2.87–14.55) and 4.67 (95% CI 2.07–10.53), with recurrence-free survival hazard ratios of 5.55 and 3.65. Matching on what the explant showed does not explain the disadvantage away, which is what makes that design informative. Nine of the 19 died of metastatic adenocarcinoma, naming the cholangiocytic component as the cause of death, and overall survival was 23.8% at 3 and 5 years. Both studies are small, single-centre and retrospective, and they disagree; the 2018 paper's first author drafted the local protocol, but its 12 recipients were transplanted at UCLA. This remains the most important thing for a human to adjudicate on this page — but the evidence has moved, and it has moved against the permissive reading.</w:t>
       </w:r>
     </w:p>
     <w:p>
@@ -13438,7 +13438,7 @@
           <w:sz w:val="19"/>
           <w:szCs w:val="19"/>
         </w:rPr>
-        <w:t xml:space="preserve">The 2018 propensity-matched series on which the local protocol rests was not obtained for this revision, and the page no longer cites it as read.</w:t>
+        <w:t xml:space="preserve">The 2018 propensity-matched series on which the local protocol rests has now been read in full, and its abstract and results disagree on the figure most often quoted from it.</w:t>
       </w:r>
     </w:p>
     <w:p>
@@ -13452,7 +13452,7 @@
           <w:sz w:val="18"/>
           <w:szCs w:val="18"/>
         </w:rPr>
-        <w:t xml:space="preserve">Its figures here come from the 2026 transplant overview's secondary report of it and from a 2026 comparison table: 5-year recurrence-free survival 42% against 44% when matched on explant pathology (p=0.45), but 28% against 61% when matched on pre-transplant characteristics (p=0.12), in 12 patients with 1-, 3- and 5-year overall survival of 75%, 54% and 42%. The direction of that asymmetry is the argument — matched on what is knowable before transplant, the mixed-tumour patients did worse — and it runs with the 2026 double-matched cohort, not against it. A previous version of this page quoted a within-series breakdown of recurrences by differentiation grade from that paper; it could not be verified from any source obtained and has been removed.</w:t>
+        <w:t xml:space="preserve">Matched 1:3 on explant pathology, 5-year recurrence-free survival was 42% against 44% (p=0.44; 0.45 in the abstract). Matched on pre-transplant characteristics, the results text and survival curves give 42% against 61% (p=0.17), while the abstract — and the 2026 overview that quotes it — give 28% against 61% (p=0.12); the mixed-tumour arm is the same 12 patients in both comparisons, with 1-, 3- and 5-year overall survival of 75%, 54% and 42%. Both mixed-tumour recurrence-free survival curves step from 42% to about 28% at the 60-month mark, so the paper is internally inconsistent rather than its abstract simply wrong. The direction of that asymmetry is the argument — matched on what is knowable before transplant, the mixed-tumour patients trended worse (5-year recurrence 50% against 22%, p=0.07), though no recurrence or survival comparison with matched HCC reached significance in 12 patients (within the series, differentiation separated recurrence-free survival, P = 0.001) — and it runs with the 2026 double-matched cohort, not against it. The within-series breakdown by differentiation that an earlier version quoted is confirmed by the full text: all 6 recurrences were in poorly differentiated tumours (6 of 7 recurred) and none of the 5 well or moderately differentiated tumours recurred — but differentiation was read on the explant, and pre-transplant biopsy under-graded 2 of the 4 mixed tumours biopsied.</w:t>
       </w:r>
     </w:p>
     <w:p>
@@ -14253,7 +14253,7 @@
                 <w:sz w:val="17"/>
                 <w:szCs w:val="17"/>
               </w:rPr>
-              <w:t xml:space="preserve">The evidence is entirely retrospective and the two most relevant single-centre series from this institutional lineage point in opposite directions — a 2018 propensity-matched analysis of 12 recipients argued that low-grade tumours should not be excluded, and a 2026 matched cohort of 19 incidentally diagnosed recipients found mortality hazard ratios of 6.47 (95% CI 2.87–14.55) against controls matched on pre-transplant variables and 4.67 (95% CI 2.07–10.53) against controls matched on explant pathology. The multicentre licence is thinner than it looks: in the 12-centre analysis only 2 of 99 transplant recipients were knowingly transplanted with the diagnosis, the within-Milan equivalence is a p value of 0.806 in 67 patients, and recurrence in that same subgroup was double (23.1% against 11.5%, p&lt;0.001). UNOS data show the lowest waitlist mortality and dropout of the three diagnoses compared and the lowest 15-year graft and patient survival, so dropout does not explain the favourable per-protocol figures. Graft stewardship at 27.3% 15-year patient survival is an institutional judgement, not an evidence question.</w:t>
+              <w:t xml:space="preserve">The evidence is entirely retrospective and the two most relevant single-centre series linked to this programme (the 2018 cohort was transplanted at UCLA) point in opposite directions — a 2018 propensity-matched analysis of 12 recipients argued that low-grade tumours should not be excluded, and a 2026 matched cohort of 19 incidentally diagnosed recipients found mortality hazard ratios of 6.47 (95% CI 2.87–14.55) against controls matched on pre-transplant variables and 4.67 (95% CI 2.07–10.53) against controls matched on explant pathology. The multicentre licence is thinner than it looks: in the 12-centre analysis only 2 of 99 transplant recipients were knowingly transplanted with the diagnosis, the within-Milan equivalence is a p value of 0.806 in 67 patients, and recurrence in that same subgroup was double (23.1% against 11.5%, p&lt;0.001). UNOS data show the lowest waitlist mortality and dropout of the three diagnoses compared and the lowest 15-year graft and patient survival, so dropout does not explain the favourable per-protocol figures. Graft stewardship at 27.3% 15-year patient survival is an institutional judgement, not an evidence question.</w:t>
             </w:r>
           </w:p>
         </w:tc>
@@ -15375,7 +15375,7 @@
           <w:sz w:val="20"/>
           <w:szCs w:val="20"/>
         </w:rPr>
-        <w:t xml:space="preserve">Second pass, revised 7 October 2026 after a full-text read of the page's primary literature. Every paper in the depot — 52 of them — was read in full and abstracted to a structured record carrying the authors' own stated limitations and an independent critique, and this page was then reworked gate by gate against those records. The revision corrected numbers, added the halves of results that had been left out, downgraded items whose critique undercut the claim, and removed figures that could not be verified; the honest section grew from 12 items to 22 and is the most useful part of the page. Three papers were added: the WHO editorial board's own summary of the 2019 classification (PMID 31433515), the first real-world comparison of the TOPAZ-1 regimen in cHCC-CCA against pure cholangiocarcinoma (PMID 42413329), and the largest genomic series in the entity, 150 cHCC-CCA against 2,372 HCC (PMID 41564818). The trial registry was read directly on 7 October 2026 to correct this page's previous claim that no prospective trial had ever existed: one randomised phase II did exist, accrued 4 patients of a planned 88 and has never reported, and four single-arm studies are now open or about to open. What is still cited from an abstract rather than a full-text read, and should be checked before any figure from it is used at a board: Beaufrère 2021 (33545267), the 2024 ILTS-ILCA consensus (40014003), the multicentre perineural invasion study (40675210), and the five trials quoted for their effect sizes — TOPAZ-1 (38319896), KEYNOTE-966 (37075781), ABC-02 (20375404), IMbrave150 (32402160) and HIMALAYA (38319892). Two papers could not be obtained at all: the 2018 propensity-matched transplant series (29573187), whose figures appear here only as reported by Lee 2026 and by the comparison table of Kodali 2026 and which is not cited as read, and Campani 2026 (41865801), which is not cited on this page. The AJCC manual and the WHO volume were likewise not in hand; the AJCC tables are as reproduced in NCCN and the WHO content is from the editorial board's summary and the consensus literature. There is no ratified Memorial Hermann system roadmap for combined hepatocellular-cholangiocarcinoma and no guideline alignment worksheet, so this page states no institutional position outside the transplant gate and resolves no guideline disagreement on its own authority. The one local source is the Mixed Hepatocholangiocarcinoma (HCC-CCA) Clinical Practice Guideline of the Liver Transplant Program, approved by the Liver CMPI Subcommittee on 11 April 2022 (initial draft 27 April 2018, approved 9 July 2018, revised 20 March 2022); it is the authority for Gate 5 and for the induction, restaging, explant, adjuvant and immunosuppression structure, and it is silent on diagnosis outside the transplant context, staging, resection, lymphadenectomy, systemic therapy for non-candidates, liver-directed therapy and surveillance. Its newest reference is from 2018, it cites NCCN Hepatobiliary Cancers v1.2017, and its 2022 revision changed terminology rather than content, so the page flags where it has fallen behind: the WHO 2019 reclassification and the definitional requirement for one tumour with two differentiations; the OPTN National Liver Review Board transplant-oncology guidance, which now provides the MELD exception the CPG says is awaited, at a narrower threshold of biopsy-proven solitary mixed HCC-iCCA of 3 cm or less with cirrhosis against the CPG's 'regardless of size'; the requirement for biopsy-proven mixed histology rather than cytology showing malignancy; the softening of poor differentiation to a feature that 'may be excluded'; an induction regimen list that predates every immunotherapy combination now recommended; a 3-to-6 cm gap in its own adjuvant risk tiers; and next-generation sequencing specified on the explant rather than the diagnostic specimen. The guideline sources are the programme-supplied NCCN extractions — Hepatocellular Carcinoma, Principles of Mixed HCC-CCA, Principles of Core Needle Biopsy and Principles of Pathology, whose Discussion is dated 14 August 2026 but which carries no printed version number in the extraction, and Biliary Tract Cancers v1.2026 of 10 March 2026, Principles of Mixed HCC-CCA, Principles of Surgery for intrahepatic disease and the AJCC 8th edition intrahepatic bile duct tables — together with the OPTN transplant-oncology guidance as retrieved on 6 October 2026, the 2024 ILTS-ILCA consensus (which makes no cHCC-CCA-specific statement), and WHO Digestive System Tumours 5th edition 2019 as reported in the editorial board's summary and the consensus and review literature rather than from the volume itself. The primary literature is 61 papers, every PMID verified against PubMed on 6 October 2026. Every treatment claim on this page is retrospective or extrapolated: no prospective trial in this disease has ever reported, patients with this histology were excluded from the landmark trials in both hepatocellular carcinoma and biliary tract cancer — by name in the case of KEYNOTE-966 — and so no item on the page is graded above C and most of the operating rules are D. This page is a draft for multidisciplinary review, it is not active clinical policy, it does not replace clinician judgement, and every numeric criterion — the OPTN text above all — must be verified against the current source before use.</w:t>
+        <w:t xml:space="preserve">Second pass, revised 7 October 2026 after a full-text read of the page's primary literature. Every paper in the depot — 52 of them — was read in full and abstracted to a structured record carrying the authors' own stated limitations and an independent critique, and this page was then reworked gate by gate against those records. The revision corrected numbers, added the halves of results that had been left out, downgraded items whose critique undercut the claim, and removed figures that could not be verified; the honest section grew from 12 items to 22 and is the most useful part of the page. Three papers were added: the WHO editorial board's own summary of the 2019 classification (PMID 31433515), the first real-world comparison of the TOPAZ-1 regimen in cHCC-CCA against pure cholangiocarcinoma (PMID 42413329), and the largest genomic series in the entity, 150 cHCC-CCA against 2,372 HCC (PMID 41564818). The trial registry was read directly on 7 October 2026 to correct this page's previous claim that no prospective trial had ever existed: one randomised phase II did exist, accrued 4 patients of a planned 88 and has never reported, and four single-arm studies are now open or about to open. What is still cited from an abstract rather than a full-text read, and should be checked before any figure from it is used at a board: Beaufrère 2021 (33545267), the 2024 ILTS-ILCA consensus (40014003), the multicentre perineural invasion study (40675210), and the five trials quoted for their effect sizes — TOPAZ-1 (38319896), KEYNOTE-966 (37075781), ABC-02 (20375404), IMbrave150 (32402160) and HIMALAYA (38319892). Two papers could not be obtained for this revision: the 2018 propensity-matched transplant series (29573187), which has since been read in full and whose figures on this page are now taken from it, and Campani 2026 (41865801), which is not cited on this page. The AJCC manual and the WHO volume were likewise not in hand; the AJCC tables are as reproduced in NCCN and the WHO content is from the editorial board's summary and the consensus literature. There is no ratified Memorial Hermann system roadmap for combined hepatocellular-cholangiocarcinoma and no guideline alignment worksheet, so this page states no institutional position outside the transplant gate and resolves no guideline disagreement on its own authority. The one local source is the Mixed Hepatocholangiocarcinoma (HCC-CCA) Clinical Practice Guideline of the Liver Transplant Program, approved by the Liver CMPI Subcommittee on 11 April 2022 (initial draft 27 April 2018, approved 9 July 2018, revised 20 March 2022); it is the authority for Gate 5 and for the induction, restaging, explant, adjuvant and immunosuppression structure, and it is silent on diagnosis outside the transplant context, staging, resection, lymphadenectomy, systemic therapy for non-candidates, liver-directed therapy and surveillance. Its newest reference is from 2018, it cites NCCN Hepatobiliary Cancers v1.2017, and its 2022 revision changed terminology rather than content, so the page flags where it has fallen behind: the WHO 2019 reclassification and the definitional requirement for one tumour with two differentiations; the OPTN National Liver Review Board transplant-oncology guidance, which now provides the MELD exception the CPG says is awaited, at a narrower threshold of biopsy-proven solitary mixed HCC-iCCA of 3 cm or less with cirrhosis against the CPG's 'regardless of size'; the requirement for biopsy-proven mixed histology rather than cytology showing malignancy; the softening of poor differentiation to a feature that 'may be excluded'; an induction regimen list that predates every immunotherapy combination now recommended; a 3-to-6 cm gap in its own adjuvant risk tiers; and next-generation sequencing specified on the explant rather than the diagnostic specimen. The guideline sources are the programme-supplied NCCN extractions — Hepatocellular Carcinoma, Principles of Mixed HCC-CCA, Principles of Core Needle Biopsy and Principles of Pathology, whose Discussion is dated 14 August 2026 but which carries no printed version number in the extraction, and Biliary Tract Cancers v1.2026 of 10 March 2026, Principles of Mixed HCC-CCA, Principles of Surgery for intrahepatic disease and the AJCC 8th edition intrahepatic bile duct tables — together with the OPTN transplant-oncology guidance as retrieved on 6 October 2026, the 2024 ILTS-ILCA consensus (which makes no cHCC-CCA-specific statement), and WHO Digestive System Tumours 5th edition 2019 as reported in the editorial board's summary and the consensus and review literature rather than from the volume itself. The primary literature is 61 papers, every PMID verified against PubMed on 6 October 2026. Every treatment claim on this page is retrospective or extrapolated: no prospective trial in this disease has ever reported, patients with this histology were excluded from the landmark trials in both hepatocellular carcinoma and biliary tract cancer — by name in the case of KEYNOTE-966 — and so no item on the page is graded above C and most of the operating rules are D. This page is a draft for multidisciplinary review, it is not active clinical policy, it does not replace clinician judgement, and every numeric criterion — the OPTN text above all — must be verified against the current source before use.</w:t>
       </w:r>
     </w:p>
     <w:p>
@@ -18105,7 +18105,7 @@
           <w:sz w:val="17"/>
           <w:szCs w:val="17"/>
         </w:rPr>
-        <w:t xml:space="preserve">Lunsford KE, Court C, Seok Lee Y, et al. Propensity-Matched Analysis of Patients with Mixed Hepatocellular-Cholangiocarcinoma and Hepatocellular Carcinoma Undergoing Liver Transplantation. Liver Transpl. 2018;24(10):1384-1397. doi:10.1002/lt.25058. PMID:29573187. Not obtained for the 7 October 2026 revision and not read in any form. The figures attributed to it on this page are as reported in Lee 2026 (PMID 41781153) and in the comparison table of Kodali 2026 (PMID 41685088), and are presented as secondary reports rather than as a reading of this paper.</w:t>
+        <w:t xml:space="preserve">Lunsford KE, Court C, Seok Lee Y, et al. Propensity-Matched Analysis of Patients with Mixed Hepatocellular-Cholangiocarcinoma and Hepatocellular Carcinoma Undergoing Liver Transplantation. Liver Transpl. 2018;24(10):1384-1397. doi:10.1002/lt.25058. PMID:29573187. Read in full after the 7 October 2026 revision. Its abstract gives a pre-transplant-matched 5-year recurrence-free survival of 28% against 61% (p=0.12), whereas its results text and survival curves give 42% against 61% (p=0.17); Lee 2026 (PMID 41781153) reproduces the abstract figure.</w:t>
       </w:r>
     </w:p>
     <w:p>
@@ -26902,7 +26902,7 @@
           <w:sz w:val="16"/>
           <w:szCs w:val="16"/>
         </w:rPr>
-        <w:t xml:space="preserve">The most explicit statement that no society endorses transplantation for cHCC-CCA and that, because almost every reported transplant lacked a preoperative diagnosis, there is no evidence that selecting favourable cHCC-CCA for transplant works — and it preserves the Lunsford pretransplant-versus-explant matching asymmetry (28% vs 61% against 42% vs 44%).</w:t>
+        <w:t xml:space="preserve">The most explicit statement that no society endorses transplantation for cHCC-CCA and that, because almost every reported transplant lacked a preoperative diagnosis, there is no evidence that selecting favourable cHCC-CCA for transplant works — and it preserves the Lunsford pretransplant-versus-explant matching asymmetry (28% vs 61%, Lunsford's abstract figure — 42% vs 61% in its results — against 42% vs 44%).</w:t>
       </w:r>
     </w:p>
     <w:tbl>
@@ -27061,7 +27061,7 @@
                 <w:sz w:val="15"/>
                 <w:szCs w:val="15"/>
               </w:rPr>
-              <w:t xml:space="preserve">The Lunsford result quoted here is the key asymmetry and Lunsford is not itself present in this depot: matching on explant pathology gives near-equivalence (42% versus 44%) while matching on pretransplant characteristics gives 28% versus 61%. The direction of that gap is the whole argument, and it is consistent with Kodali's double-matched design</w:t>
+              <w:t xml:space="preserve">The Lunsford result quoted here is the key asymmetry; read in full, Lunsford gives near-equivalence when matched on explant pathology (42% versus 44%) and, matched on pretransplant characteristics, 28% versus 61% in its abstract but 42% versus 61% (p=0.17) in its results — the review quotes the abstract figure. The direction of that gap is the whole argument, and it is consistent with Kodali's double-matched design</w:t>
             </w:r>
           </w:p>
           <w:p>
